--- a/results/RESPONSE_TO_REFEREES.docx
+++ b/results/RESPONSE_TO_REFEREES.docx
@@ -191,7 +191,7 @@
           <w:b/>
           <w:bCs/>
         </w:rPr>
-        <w:t xml:space="preserve">Time-varying oil price volatility raises mean spreads by 12.6 bp (+3.1%). Of this,</w:t>
+        <w:t xml:space="preserve">Time-varying oil price volatility raises mean spreads by 22.6 bp (+5.8%). Of this,</w:t>
       </w:r>
       <w:r>
         <w:rPr>
@@ -205,7 +205,7 @@
           <w:b/>
           <w:bCs/>
         </w:rPr>
-        <w:t xml:space="preserve">+43.8 bp is the expected-price (Jensen) channel and −31.2 bp is the pure dispersion</w:t>
+        <w:t xml:space="preserve">+26.1 bp is the pure dispersion channel and −3.5 bp the expected-price (Jensen)</w:t>
       </w:r>
       <w:r>
         <w:rPr>
@@ -219,7 +219,7 @@
           <w:b/>
           <w:bCs/>
         </w:rPr>
-        <w:t xml:space="preserve">channel. The mean channel is 3.5× the total effect, and genuine mean-preserving risk</w:t>
+        <w:t xml:space="preserve">channel. The genuine uncertainty channel accounts for essentially the whole effect; the</w:t>
       </w:r>
       <w:r>
         <w:rPr>
@@ -232,74 +232,38 @@
         <w:rPr>
           <w:b/>
           <w:bCs/>
+        </w:rPr>
+        <w:t xml:space="preserve">mechanical Jensen term is negligible.</w:t>
+      </w:r>
+    </w:p>
+    <w:p>
+      <w:pPr>
+        <w:pStyle w:val="FirstParagraph"/>
+      </w:pPr>
+      <w:r>
+        <w:t xml:space="preserve">This</w:t>
+      </w:r>
+      <w:r>
+        <w:t xml:space="preserve"> </w:t>
+      </w:r>
+      <w:r>
+        <w:rPr>
           <w:i/>
           <w:iCs/>
         </w:rPr>
-        <w:t xml:space="preserve">lowers</w:t>
-      </w:r>
-      <w:r>
-        <w:rPr>
-          <w:b/>
-          <w:bCs/>
-        </w:rPr>
-        <w:t xml:space="preserve"> </w:t>
-      </w:r>
-      <w:r>
-        <w:rPr>
-          <w:b/>
-          <w:bCs/>
-        </w:rPr>
-        <w:t xml:space="preserve">spreads.</w:t>
-      </w:r>
-    </w:p>
-    <w:p>
-      <w:pPr>
-        <w:pStyle w:val="FirstParagraph"/>
-      </w:pPr>
-      <w:r>
-        <w:t xml:space="preserve">Report 2 anticipated this possibility:</w:t>
-      </w:r>
-      <w:r>
-        <w:t xml:space="preserve"> </w:t>
-      </w:r>
-      <w:r>
-        <w:rPr>
-          <w:i/>
-          <w:iCs/>
-        </w:rPr>
-        <w:t xml:space="preserve">“If the pure effect of uncertainty turns out to be</w:t>
-      </w:r>
-      <w:r>
-        <w:rPr>
-          <w:i/>
-          <w:iCs/>
-        </w:rPr>
-        <w:t xml:space="preserve"> </w:t>
-      </w:r>
-      <w:r>
-        <w:rPr>
-          <w:i/>
-          <w:iCs/>
-        </w:rPr>
-        <w:t xml:space="preserve">small, I think it is fine. At least we know why volatility matters here.”</w:t>
-      </w:r>
-      <w:r>
-        <w:t xml:space="preserve"> </w:t>
-      </w:r>
-      <w:r>
-        <w:t xml:space="preserve">At our</w:t>
-      </w:r>
-      <w:r>
-        <w:t xml:space="preserve"> </w:t>
-      </w:r>
-      <w:r>
-        <w:t xml:space="preserve">calibration it is not merely small — it is negative. We therefore revise the paper’s</w:t>
-      </w:r>
-      <w:r>
-        <w:t xml:space="preserve"> </w:t>
-      </w:r>
-      <w:r>
-        <w:t xml:space="preserve">interpretation rather than defend the original claim.</w:t>
+        <w:t xml:space="preserve">supports</w:t>
+      </w:r>
+      <w:r>
+        <w:t xml:space="preserve"> </w:t>
+      </w:r>
+      <w:r>
+        <w:t xml:space="preserve">the paper’s mechanism. Report 2 asked whether the effect is uncertainty or</w:t>
+      </w:r>
+      <w:r>
+        <w:t xml:space="preserve"> </w:t>
+      </w:r>
+      <w:r>
+        <w:t xml:space="preserve">arithmetic; on the corrected process it is uncertainty.</w:t>
       </w:r>
     </w:p>
     <w:p>
@@ -535,62 +499,59 @@
         <w:t xml:space="preserve"> </w:t>
       </w:r>
       <w:r>
-        <w:t xml:space="preserve">leaving a grid artifact worth tens of percent untouched (Part B).</w:t>
-      </w:r>
-    </w:p>
-    <w:p>
-      <w:pPr>
-        <w:pStyle w:val="FirstParagraph"/>
-      </w:pPr>
+        <w:t xml:space="preserve">leaving a grid artifact worth tens of percent untouched (Part B). The grid must also be</w:t>
+      </w:r>
+      <w:r>
+        <w:t xml:space="preserve"> </w:t>
+      </w:r>
       <w:r>
         <w:rPr>
           <w:b/>
           <w:bCs/>
         </w:rPr>
-        <w:t xml:space="preserve">Validation</w:t>
-      </w:r>
-      <w:r>
-        <w:t xml:space="preserve"> </w:t>
-      </w:r>
-      <w:r>
-        <w:t xml:space="preserve">(Table 4, Figure D panel a):</w:t>
-      </w:r>
-      <w:r>
-        <w:t xml:space="preserve"> </w:t>
-      </w:r>
-      <w:r>
-        <w:rPr>
-          <w:rStyle w:val="VerbatimChar"/>
-        </w:rPr>
-        <w:t xml:space="preserve">E[p_{t+1} | p, σ]</w:t>
-      </w:r>
-      <w:r>
-        <w:t xml:space="preserve"> </w:t>
-      </w:r>
-      <w:r>
-        <w:t xml:space="preserve">swings</w:t>
-      </w:r>
-      <w:r>
-        <w:t xml:space="preserve"> </w:t>
-      </w:r>
+        <w:t xml:space="preserve">wide enough</w:t>
+      </w:r>
+      <w:r>
+        <w:t xml:space="preserve">: a grid spanning only ±3 SDs truncates the high-volatility states and</w:t>
+      </w:r>
+      <w:r>
+        <w:t xml:space="preserve"> </w:t>
+      </w:r>
+      <w:r>
+        <w:t xml:space="preserve">reverses the sign of the decomposition (see A.3).</w:t>
+      </w:r>
+    </w:p>
+    <w:p>
+      <w:pPr>
+        <w:pStyle w:val="FirstParagraph"/>
+      </w:pPr>
       <w:r>
         <w:rPr>
           <w:b/>
           <w:bCs/>
         </w:rPr>
-        <w:t xml:space="preserve">+0.0894%</w:t>
-      </w:r>
-      <w:r>
-        <w:t xml:space="preserve"> </w:t>
-      </w:r>
-      <w:r>
-        <w:t xml:space="preserve">across</w:t>
-      </w:r>
-      <w:r>
-        <w:t xml:space="preserve"> </w:t>
-      </w:r>
-      <w:r>
-        <w:t xml:space="preserve">volatility states in the full model and</w:t>
+        <w:t xml:space="preserve">Validation</w:t>
+      </w:r>
+      <w:r>
+        <w:t xml:space="preserve"> </w:t>
+      </w:r>
+      <w:r>
+        <w:t xml:space="preserve">(Table 4, Figure D panel a):</w:t>
+      </w:r>
+      <w:r>
+        <w:t xml:space="preserve"> </w:t>
+      </w:r>
+      <w:r>
+        <w:rPr>
+          <w:rStyle w:val="VerbatimChar"/>
+        </w:rPr>
+        <w:t xml:space="preserve">E[p_{t+1} | p, σ]</w:t>
+      </w:r>
+      <w:r>
+        <w:t xml:space="preserve"> </w:t>
+      </w:r>
+      <w:r>
+        <w:t xml:space="preserve">swings</w:t>
       </w:r>
       <w:r>
         <w:t xml:space="preserve"> </w:t>
@@ -600,6 +561,28 @@
           <w:b/>
           <w:bCs/>
         </w:rPr>
+        <w:t xml:space="preserve">+0.0894%</w:t>
+      </w:r>
+      <w:r>
+        <w:t xml:space="preserve"> </w:t>
+      </w:r>
+      <w:r>
+        <w:t xml:space="preserve">across</w:t>
+      </w:r>
+      <w:r>
+        <w:t xml:space="preserve"> </w:t>
+      </w:r>
+      <w:r>
+        <w:t xml:space="preserve">volatility states in the full model and</w:t>
+      </w:r>
+      <w:r>
+        <w:t xml:space="preserve"> </w:t>
+      </w:r>
+      <w:r>
+        <w:rPr>
+          <w:b/>
+          <w:bCs/>
+        </w:rPr>
         <w:t xml:space="preserve">−0.0000%</w:t>
       </w:r>
       <w:r>
@@ -640,7 +623,13 @@
         <w:t xml:space="preserve"> </w:t>
       </w:r>
       <w:r>
-        <w:t xml:space="preserve">physical price grid (277 nodes, ±3 sd), all with the</w:t>
+        <w:t xml:space="preserve">physical price grid (549 nodes, ±6 sd, prices</w:t>
+      </w:r>
+      <w:r>
+        <w:t xml:space="preserve"> </w:t>
+      </w:r>
+      <w:r>
+        <w:t xml:space="preserve">[0.644, 1.973]), all with the</w:t>
       </w:r>
       <w:r>
         <w:t xml:space="preserve"> </w:t>
@@ -768,40 +757,40 @@
               <w:pStyle w:val="Compact"/>
             </w:pPr>
             <w:r>
-              <w:t xml:space="preserve">421.3</w:t>
-            </w:r>
-          </w:p>
-        </w:tc>
-        <w:tc>
-          <w:tcPr/>
-          <w:p>
-            <w:pPr>
-              <w:pStyle w:val="Compact"/>
-            </w:pPr>
-            <w:r>
-              <w:t xml:space="preserve">226.9</w:t>
-            </w:r>
-          </w:p>
-        </w:tc>
-        <w:tc>
-          <w:tcPr/>
-          <w:p>
-            <w:pPr>
-              <w:pStyle w:val="Compact"/>
-            </w:pPr>
-            <w:r>
-              <w:t xml:space="preserve">3.436</w:t>
-            </w:r>
-          </w:p>
-        </w:tc>
-        <w:tc>
-          <w:tcPr/>
-          <w:p>
-            <w:pPr>
-              <w:pStyle w:val="Compact"/>
-            </w:pPr>
-            <w:r>
-              <w:t xml:space="preserve">6.370</w:t>
+              <w:t xml:space="preserve">411.2</w:t>
+            </w:r>
+          </w:p>
+        </w:tc>
+        <w:tc>
+          <w:tcPr/>
+          <w:p>
+            <w:pPr>
+              <w:pStyle w:val="Compact"/>
+            </w:pPr>
+            <w:r>
+              <w:t xml:space="preserve">219.3</w:t>
+            </w:r>
+          </w:p>
+        </w:tc>
+        <w:tc>
+          <w:tcPr/>
+          <w:p>
+            <w:pPr>
+              <w:pStyle w:val="Compact"/>
+            </w:pPr>
+            <w:r>
+              <w:t xml:space="preserve">3.420</w:t>
+            </w:r>
+          </w:p>
+        </w:tc>
+        <w:tc>
+          <w:tcPr/>
+          <w:p>
+            <w:pPr>
+              <w:pStyle w:val="Compact"/>
+            </w:pPr>
+            <w:r>
+              <w:t xml:space="preserve">6.381</w:t>
             </w:r>
           </w:p>
         </w:tc>
@@ -825,40 +814,40 @@
               <w:pStyle w:val="Compact"/>
             </w:pPr>
             <w:r>
-              <w:t xml:space="preserve">377.5</w:t>
-            </w:r>
-          </w:p>
-        </w:tc>
-        <w:tc>
-          <w:tcPr/>
-          <w:p>
-            <w:pPr>
-              <w:pStyle w:val="Compact"/>
-            </w:pPr>
-            <w:r>
-              <w:t xml:space="preserve">199.9</w:t>
-            </w:r>
-          </w:p>
-        </w:tc>
-        <w:tc>
-          <w:tcPr/>
-          <w:p>
-            <w:pPr>
-              <w:pStyle w:val="Compact"/>
-            </w:pPr>
-            <w:r>
-              <w:t xml:space="preserve">3.131</w:t>
-            </w:r>
-          </w:p>
-        </w:tc>
-        <w:tc>
-          <w:tcPr/>
-          <w:p>
-            <w:pPr>
-              <w:pStyle w:val="Compact"/>
-            </w:pPr>
-            <w:r>
-              <w:t xml:space="preserve">6.416</w:t>
+              <w:t xml:space="preserve">414.7</w:t>
+            </w:r>
+          </w:p>
+        </w:tc>
+        <w:tc>
+          <w:tcPr/>
+          <w:p>
+            <w:pPr>
+              <w:pStyle w:val="Compact"/>
+            </w:pPr>
+            <w:r>
+              <w:t xml:space="preserve">223.6</w:t>
+            </w:r>
+          </w:p>
+        </w:tc>
+        <w:tc>
+          <w:tcPr/>
+          <w:p>
+            <w:pPr>
+              <w:pStyle w:val="Compact"/>
+            </w:pPr>
+            <w:r>
+              <w:t xml:space="preserve">3.382</w:t>
+            </w:r>
+          </w:p>
+        </w:tc>
+        <w:tc>
+          <w:tcPr/>
+          <w:p>
+            <w:pPr>
+              <w:pStyle w:val="Compact"/>
+            </w:pPr>
+            <w:r>
+              <w:t xml:space="preserve">6.392</w:t>
             </w:r>
           </w:p>
         </w:tc>
@@ -882,40 +871,40 @@
               <w:pStyle w:val="Compact"/>
             </w:pPr>
             <w:r>
-              <w:t xml:space="preserve">408.7</w:t>
-            </w:r>
-          </w:p>
-        </w:tc>
-        <w:tc>
-          <w:tcPr/>
-          <w:p>
-            <w:pPr>
-              <w:pStyle w:val="Compact"/>
-            </w:pPr>
-            <w:r>
-              <w:t xml:space="preserve">217.2</w:t>
-            </w:r>
-          </w:p>
-        </w:tc>
-        <w:tc>
-          <w:tcPr/>
-          <w:p>
-            <w:pPr>
-              <w:pStyle w:val="Compact"/>
-            </w:pPr>
-            <w:r>
-              <w:t xml:space="preserve">3.391</w:t>
-            </w:r>
-          </w:p>
-        </w:tc>
-        <w:tc>
-          <w:tcPr/>
-          <w:p>
-            <w:pPr>
-              <w:pStyle w:val="Compact"/>
-            </w:pPr>
-            <w:r>
-              <w:t xml:space="preserve">6.391</w:t>
+              <w:t xml:space="preserve">388.6</w:t>
+            </w:r>
+          </w:p>
+        </w:tc>
+        <w:tc>
+          <w:tcPr/>
+          <w:p>
+            <w:pPr>
+              <w:pStyle w:val="Compact"/>
+            </w:pPr>
+            <w:r>
+              <w:t xml:space="preserve">200.5</w:t>
+            </w:r>
+          </w:p>
+        </w:tc>
+        <w:tc>
+          <w:tcPr/>
+          <w:p>
+            <w:pPr>
+              <w:pStyle w:val="Compact"/>
+            </w:pPr>
+            <w:r>
+              <w:t xml:space="preserve">3.197</w:t>
+            </w:r>
+          </w:p>
+        </w:tc>
+        <w:tc>
+          <w:tcPr/>
+          <w:p>
+            <w:pPr>
+              <w:pStyle w:val="Compact"/>
+            </w:pPr>
+            <w:r>
+              <w:t xml:space="preserve">6.425</w:t>
             </w:r>
           </w:p>
         </w:tc>
@@ -1163,29 +1152,95 @@
                 <w:b/>
                 <w:bCs/>
               </w:rPr>
-              <w:t xml:space="preserve">+12.6</w:t>
-            </w:r>
-          </w:p>
-        </w:tc>
-        <w:tc>
-          <w:tcPr/>
-          <w:p>
-            <w:pPr>
-              <w:pStyle w:val="Compact"/>
-            </w:pPr>
-            <w:r>
-              <w:t xml:space="preserve">+0.045</w:t>
-            </w:r>
-          </w:p>
-        </w:tc>
-        <w:tc>
-          <w:tcPr/>
-          <w:p>
-            <w:pPr>
-              <w:pStyle w:val="Compact"/>
-            </w:pPr>
-            <w:r>
-              <w:t xml:space="preserve">−0.021</w:t>
+              <w:t xml:space="preserve">+22.6</w:t>
+            </w:r>
+          </w:p>
+        </w:tc>
+        <w:tc>
+          <w:tcPr/>
+          <w:p>
+            <w:pPr>
+              <w:pStyle w:val="Compact"/>
+            </w:pPr>
+            <w:r>
+              <w:t xml:space="preserve">+0.222</w:t>
+            </w:r>
+          </w:p>
+        </w:tc>
+        <w:tc>
+          <w:tcPr/>
+          <w:p>
+            <w:pPr>
+              <w:pStyle w:val="Compact"/>
+            </w:pPr>
+            <w:r>
+              <w:t xml:space="preserve">−0.044</w:t>
+            </w:r>
+          </w:p>
+        </w:tc>
+      </w:tr>
+      <w:tr>
+        <w:tc>
+          <w:tcPr/>
+          <w:p>
+            <w:pPr>
+              <w:pStyle w:val="Compact"/>
+            </w:pPr>
+            <w:r>
+              <w:t xml:space="preserve">of which</w:t>
+            </w:r>
+            <w:r>
+              <w:t xml:space="preserve"> </w:t>
+            </w:r>
+            <w:r>
+              <w:rPr>
+                <w:b/>
+                <w:bCs/>
+              </w:rPr>
+              <w:t xml:space="preserve">pure dispersion</w:t>
+            </w:r>
+            <w:r>
+              <w:t xml:space="preserve"> </w:t>
+            </w:r>
+            <w:r>
+              <w:t xml:space="preserve">(mean-preserving − constant vol)</w:t>
+            </w:r>
+          </w:p>
+        </w:tc>
+        <w:tc>
+          <w:tcPr/>
+          <w:p>
+            <w:pPr>
+              <w:pStyle w:val="Compact"/>
+            </w:pPr>
+            <w:r>
+              <w:rPr>
+                <w:b/>
+                <w:bCs/>
+              </w:rPr>
+              <w:t xml:space="preserve">+26.1</w:t>
+            </w:r>
+          </w:p>
+        </w:tc>
+        <w:tc>
+          <w:tcPr/>
+          <w:p>
+            <w:pPr>
+              <w:pStyle w:val="Compact"/>
+            </w:pPr>
+            <w:r>
+              <w:t xml:space="preserve">+0.185</w:t>
+            </w:r>
+          </w:p>
+        </w:tc>
+        <w:tc>
+          <w:tcPr/>
+          <w:p>
+            <w:pPr>
+              <w:pStyle w:val="Compact"/>
+            </w:pPr>
+            <w:r>
+              <w:t xml:space="preserve">−0.033</w:t>
             </w:r>
           </w:p>
         </w:tc>
@@ -1229,29 +1284,29 @@
                 <w:b/>
                 <w:bCs/>
               </w:rPr>
-              <w:t xml:space="preserve">+43.8</w:t>
-            </w:r>
-          </w:p>
-        </w:tc>
-        <w:tc>
-          <w:tcPr/>
-          <w:p>
-            <w:pPr>
-              <w:pStyle w:val="Compact"/>
-            </w:pPr>
-            <w:r>
-              <w:t xml:space="preserve">+0.305</w:t>
-            </w:r>
-          </w:p>
-        </w:tc>
-        <w:tc>
-          <w:tcPr/>
-          <w:p>
-            <w:pPr>
-              <w:pStyle w:val="Compact"/>
-            </w:pPr>
-            <w:r>
-              <w:t xml:space="preserve">−0.046</w:t>
+              <w:t xml:space="preserve">−3.5</w:t>
+            </w:r>
+          </w:p>
+        </w:tc>
+        <w:tc>
+          <w:tcPr/>
+          <w:p>
+            <w:pPr>
+              <w:pStyle w:val="Compact"/>
+            </w:pPr>
+            <w:r>
+              <w:t xml:space="preserve">+0.037</w:t>
+            </w:r>
+          </w:p>
+        </w:tc>
+        <w:tc>
+          <w:tcPr/>
+          <w:p>
+            <w:pPr>
+              <w:pStyle w:val="Compact"/>
+            </w:pPr>
+            <w:r>
+              <w:t xml:space="preserve">−0.011</w:t>
             </w:r>
           </w:p>
         </w:tc>
@@ -1264,76 +1319,6 @@
               <w:pStyle w:val="Compact"/>
             </w:pPr>
             <w:r>
-              <w:t xml:space="preserve">of which</w:t>
-            </w:r>
-            <w:r>
-              <w:t xml:space="preserve"> </w:t>
-            </w:r>
-            <w:r>
-              <w:rPr>
-                <w:b/>
-                <w:bCs/>
-              </w:rPr>
-              <w:t xml:space="preserve">pure dispersion</w:t>
-            </w:r>
-            <w:r>
-              <w:t xml:space="preserve"> </w:t>
-            </w:r>
-            <w:r>
-              <w:t xml:space="preserve">(mean-preserving − constant vol)</w:t>
-            </w:r>
-          </w:p>
-        </w:tc>
-        <w:tc>
-          <w:tcPr/>
-          <w:p>
-            <w:pPr>
-              <w:pStyle w:val="Compact"/>
-            </w:pPr>
-            <w:r>
-              <w:rPr>
-                <w:b/>
-                <w:bCs/>
-              </w:rPr>
-              <w:t xml:space="preserve">−31.2</w:t>
-            </w:r>
-          </w:p>
-        </w:tc>
-        <w:tc>
-          <w:tcPr/>
-          <w:p>
-            <w:pPr>
-              <w:pStyle w:val="Compact"/>
-            </w:pPr>
-            <w:r>
-              <w:t xml:space="preserve">−0.260</w:t>
-            </w:r>
-          </w:p>
-        </w:tc>
-        <w:tc>
-          <w:tcPr/>
-          <w:p>
-            <w:pPr>
-              <w:pStyle w:val="Compact"/>
-            </w:pPr>
-            <w:r>
-              <w:rPr>
-                <w:b/>
-                <w:bCs/>
-              </w:rPr>
-              <w:t xml:space="preserve">+0.025</w:t>
-            </w:r>
-          </w:p>
-        </w:tc>
-      </w:tr>
-      <w:tr>
-        <w:tc>
-          <w:tcPr/>
-          <w:p>
-            <w:pPr>
-              <w:pStyle w:val="Compact"/>
-            </w:pPr>
-            <w:r>
               <w:t xml:space="preserve">oil price variation at all (constant vol − constant price)</w:t>
             </w:r>
           </w:p>
@@ -1345,18 +1330,18 @@
               <w:pStyle w:val="Compact"/>
             </w:pPr>
             <w:r>
-              <w:t xml:space="preserve">+17.3</w:t>
-            </w:r>
-          </w:p>
-        </w:tc>
-        <w:tc>
-          <w:tcPr/>
-          <w:p>
-            <w:pPr>
-              <w:pStyle w:val="Compact"/>
-            </w:pPr>
-            <w:r>
-              <w:t xml:space="preserve">+0.277</w:t>
+              <w:t xml:space="preserve">−2.8</w:t>
+            </w:r>
+          </w:p>
+        </w:tc>
+        <w:tc>
+          <w:tcPr/>
+          <w:p>
+            <w:pPr>
+              <w:pStyle w:val="Compact"/>
+            </w:pPr>
+            <w:r>
+              <w:t xml:space="preserve">+0.084</w:t>
             </w:r>
           </w:p>
         </w:tc>
@@ -1373,6 +1358,27 @@
         </w:tc>
       </w:tr>
     </w:tbl>
+    <w:p>
+      <w:pPr>
+        <w:pStyle w:val="BodyText"/>
+      </w:pPr>
+      <w:r>
+        <w:t xml:space="preserve">Base spread in the constant-volatility economy is 388.6 bp, so the total effect is</w:t>
+      </w:r>
+      <w:r>
+        <w:t xml:space="preserve"> </w:t>
+      </w:r>
+      <w:r>
+        <w:rPr>
+          <w:b/>
+          <w:bCs/>
+        </w:rPr>
+        <w:t xml:space="preserve">+5.8%</w:t>
+      </w:r>
+      <w:r>
+        <w:t xml:space="preserve">.</w:t>
+      </w:r>
+    </w:p>
     <w:bookmarkEnd w:id="11"/>
     <w:bookmarkStart w:id="12" w:name="a.3-interpretation"/>
     <w:p>
@@ -1388,7 +1394,7 @@
         <w:pStyle w:val="FirstParagraph"/>
       </w:pPr>
       <w:r>
-        <w:t xml:space="preserve">The mean channel is</w:t>
+        <w:t xml:space="preserve">The pure dispersion channel accounts for</w:t>
       </w:r>
       <w:r>
         <w:t xml:space="preserve"> </w:t>
@@ -1398,26 +1404,173 @@
           <w:b/>
           <w:bCs/>
         </w:rPr>
-        <w:t xml:space="preserve">3.5× the total</w:t>
-      </w:r>
-      <w:r>
-        <w:t xml:space="preserve">, and the pure dispersion channel has the</w:t>
-      </w:r>
-      <w:r>
-        <w:t xml:space="preserve"> </w:t>
-      </w:r>
+        <w:t xml:space="preserve">more than the whole</w:t>
+      </w:r>
+      <w:r>
+        <w:t xml:space="preserve"> </w:t>
+      </w:r>
+      <w:r>
+        <w:t xml:space="preserve">total effect, and the</w:t>
+      </w:r>
+      <w:r>
+        <w:t xml:space="preserve"> </w:t>
+      </w:r>
+      <w:r>
+        <w:t xml:space="preserve">mechanical Jensen term is small and slightly negative. So the draft’s central claim —</w:t>
+      </w:r>
+      <w:r>
+        <w:t xml:space="preserve"> </w:t>
+      </w:r>
+      <w:r>
+        <w:t xml:space="preserve">that</w:t>
+      </w:r>
+      <w:r>
+        <w:t xml:space="preserve"> </w:t>
+      </w:r>
+      <w:r>
+        <w:rPr>
+          <w:i/>
+          <w:iCs/>
+        </w:rPr>
+        <w:t xml:space="preserve">uncertainty</w:t>
+      </w:r>
+      <w:r>
+        <w:t xml:space="preserve"> </w:t>
+      </w:r>
+      <w:r>
+        <w:t xml:space="preserve">about oil prices, not merely their expected level, raises sovereign</w:t>
+      </w:r>
+      <w:r>
+        <w:t xml:space="preserve"> </w:t>
+      </w:r>
+      <w:r>
+        <w:t xml:space="preserve">spreads — survives the decomposition the referees asked for.</w:t>
+      </w:r>
+    </w:p>
+    <w:p>
+      <w:pPr>
+        <w:pStyle w:val="BodyText"/>
+      </w:pPr>
       <w:r>
         <w:rPr>
           <w:b/>
           <w:bCs/>
         </w:rPr>
-        <w:t xml:space="preserve">opposite</w:t>
-      </w:r>
+        <w:t xml:space="preserve">An earlier version of this response reported the opposite</w:t>
+      </w:r>
+      <w:r>
+        <w:t xml:space="preserve"> </w:t>
+      </w:r>
+      <w:r>
+        <w:t xml:space="preserve">(mean channel +43.8, dispersion</w:t>
+      </w:r>
+      <w:r>
+        <w:t xml:space="preserve"> </w:t>
+      </w:r>
+      <w:r>
+        <w:t xml:space="preserve">−31.2). That was computed on a price grid spanning only ±3 unconditional SDs, which</w:t>
+      </w:r>
+      <w:r>
+        <w:t xml:space="preserve"> </w:t>
+      </w:r>
+      <w:r>
+        <w:t xml:space="preserve">truncated the high-volatility states — precisely the states whose price distributions</w:t>
+      </w:r>
+      <w:r>
+        <w:t xml:space="preserve"> </w:t>
+      </w:r>
+      <w:r>
+        <w:t xml:space="preserve">extend furthest, and therefore precisely where the dispersion channel operates. On a grid</w:t>
+      </w:r>
+      <w:r>
+        <w:t xml:space="preserve"> </w:t>
+      </w:r>
+      <w:r>
+        <w:t xml:space="preserve">spanning ±6 SDs, matching the reach of the submitted per-state grids, the sign reverses.</w:t>
+      </w:r>
+      <w:r>
+        <w:t xml:space="preserve"> </w:t>
+      </w:r>
+      <w:r>
+        <w:t xml:space="preserve">The lesson is that the grid width is not a numerical detail here: it determines which</w:t>
+      </w:r>
+      <w:r>
+        <w:t xml:space="preserve"> </w:t>
+      </w:r>
+      <w:r>
+        <w:t xml:space="preserve">channel the decomposition attributes the effect to.</w:t>
+      </w:r>
+    </w:p>
+    <w:bookmarkEnd w:id="12"/>
+    <w:bookmarkStart w:id="13" w:name="Xc3f9cf46b0351df5ce866b06c47e4b381c2c46f"/>
+    <w:p>
+      <w:pPr>
+        <w:pStyle w:val="Heading3"/>
+      </w:pPr>
+      <w:r>
+        <w:t xml:space="preserve">✅ A.4 Does precautionary borrowing survive? (R1 Major 2, second part)</w:t>
+      </w:r>
+    </w:p>
+    <w:p>
+      <w:pPr>
+        <w:pStyle w:val="BlockText"/>
+      </w:pPr>
+      <w:r>
+        <w:rPr>
+          <w:i/>
+          <w:iCs/>
+        </w:rPr>
+        <w:t xml:space="preserve">“Once this mean effect is removed, any remaining increase in borrowing would reflect a</w:t>
+      </w:r>
+      <w:r>
+        <w:rPr>
+          <w:i/>
+          <w:iCs/>
+        </w:rPr>
+        <w:t xml:space="preserve"> </w:t>
+      </w:r>
+      <w:r>
+        <w:rPr>
+          <w:i/>
+          <w:iCs/>
+        </w:rPr>
+        <w:t xml:space="preserve">precautionary response to greater oil price risk itself.”</w:t>
+      </w:r>
+    </w:p>
+    <w:p>
+      <w:pPr>
+        <w:pStyle w:val="FirstParagraph"/>
+      </w:pPr>
       <w:r>
         <w:rPr>
           <w:b/>
           <w:bCs/>
         </w:rPr>
+        <w:t xml:space="preserve">No — the sign reverses.</w:t>
+      </w:r>
+      <w:r>
+        <w:t xml:space="preserve"> </w:t>
+      </w:r>
+      <w:r>
+        <w:t xml:space="preserve">On the corrected grid the pure dispersion channel</w:t>
+      </w:r>
+      <w:r>
+        <w:t xml:space="preserve"> </w:t>
+      </w:r>
+      <w:r>
+        <w:rPr>
+          <w:i/>
+          <w:iCs/>
+        </w:rPr>
+        <w:t xml:space="preserve">lowers</w:t>
+      </w:r>
+      <w:r>
+        <w:t xml:space="preserve"> </w:t>
+      </w:r>
+      <w:r>
+        <w:t xml:space="preserve">mean debt by</w:t>
+      </w:r>
+      <w:r>
         <w:t xml:space="preserve"> </w:t>
       </w:r>
       <w:r>
@@ -1425,10 +1578,43 @@
           <w:b/>
           <w:bCs/>
         </w:rPr>
-        <w:t xml:space="preserve">sign</w:t>
-      </w:r>
-      <w:r>
-        <w:t xml:space="preserve">. Nearly everything the submitted draft attributes to oil price</w:t>
+        <w:t xml:space="preserve">−0.0334</w:t>
+      </w:r>
+      <w:r>
+        <w:t xml:space="preserve">, and the mean channel lowers it by a further −0.0107. Isolated</w:t>
+      </w:r>
+      <w:r>
+        <w:t xml:space="preserve"> </w:t>
+      </w:r>
+      <w:r>
+        <w:t xml:space="preserve">oil-price risk therefore induces precautionary</w:t>
+      </w:r>
+      <w:r>
+        <w:t xml:space="preserve"> </w:t>
+      </w:r>
+      <w:r>
+        <w:rPr>
+          <w:b/>
+          <w:bCs/>
+        </w:rPr>
+        <w:t xml:space="preserve">saving</w:t>
+      </w:r>
+      <w:r>
+        <w:t xml:space="preserve">, not the precautionary borrowing</w:t>
+      </w:r>
+      <w:r>
+        <w:t xml:space="preserve"> </w:t>
+      </w:r>
+      <w:r>
+        <w:t xml:space="preserve">emphasised in Section 6.3.</w:t>
+      </w:r>
+    </w:p>
+    <w:p>
+      <w:pPr>
+        <w:pStyle w:val="BodyText"/>
+      </w:pPr>
+      <w:r>
+        <w:t xml:space="preserve">Two caveats, both pointing the same way. First, Part B.3 shows the</w:t>
       </w:r>
       <w:r>
         <w:t xml:space="preserve"> </w:t>
@@ -1438,216 +1624,43 @@
           <w:i/>
           <w:iCs/>
         </w:rPr>
-        <w:t xml:space="preserve">uncertainty</w:t>
-      </w:r>
-      <w:r>
-        <w:t xml:space="preserve"> </w:t>
-      </w:r>
-      <w:r>
-        <w:t xml:space="preserve">is the</w:t>
-      </w:r>
-      <w:r>
-        <w:t xml:space="preserve"> </w:t>
-      </w:r>
-      <w:r>
-        <w:t xml:space="preserve">Jensen effect of conditional variance on the conditional mean of the price</w:t>
-      </w:r>
-      <w:r>
-        <w:t xml:space="preserve"> </w:t>
-      </w:r>
-      <w:r>
-        <w:rPr>
-          <w:i/>
-          <w:iCs/>
-        </w:rPr>
-        <w:t xml:space="preserve">level</w:t>
-      </w:r>
-      <w:r>
-        <w:t xml:space="preserve">.</w:t>
-      </w:r>
-    </w:p>
-    <w:p>
-      <w:pPr>
-        <w:pStyle w:val="BodyText"/>
-      </w:pPr>
-      <w:r>
-        <w:t xml:space="preserve">Why mean-preserving dispersion</w:t>
-      </w:r>
-      <w:r>
-        <w:t xml:space="preserve"> </w:t>
-      </w:r>
-      <w:r>
-        <w:rPr>
-          <w:i/>
-          <w:iCs/>
-        </w:rPr>
-        <w:t xml:space="preserve">lowers</w:t>
-      </w:r>
-      <w:r>
-        <w:t xml:space="preserve"> </w:t>
-      </w:r>
-      <w:r>
-        <w:t xml:space="preserve">spreads: the mechanism is financial, not real.</w:t>
-      </w:r>
-      <w:r>
-        <w:t xml:space="preserve"> </w:t>
-      </w:r>
-      <w:r>
-        <w:t xml:space="preserve">E[output] differs by only 0.08% across the three economies. Time-varying risk, with the</w:t>
-      </w:r>
-      <w:r>
-        <w:t xml:space="preserve"> </w:t>
-      </w:r>
-      <w:r>
-        <w:t xml:space="preserve">mean held fixed, gives the sovereign an</w:t>
-      </w:r>
-      <w:r>
-        <w:t xml:space="preserve"> </w:t>
-      </w:r>
-      <w:r>
-        <w:rPr>
-          <w:b/>
-          <w:bCs/>
-        </w:rPr>
-        <w:t xml:space="preserve">option to time its borrowing</w:t>
-      </w:r>
-      <w:r>
-        <w:t xml:space="preserve"> </w:t>
-      </w:r>
-      <w:r>
-        <w:t xml:space="preserve">— lean on debt</w:t>
-      </w:r>
-      <w:r>
-        <w:t xml:space="preserve"> </w:t>
-      </w:r>
-      <w:r>
-        <w:t xml:space="preserve">when volatility is low, retrench when high. The value function is convex in the risk level,</w:t>
-      </w:r>
-      <w:r>
-        <w:t xml:space="preserve"> </w:t>
-      </w:r>
-      <w:r>
-        <w:t xml:space="preserve">so variation in v at constant E[v] is valuable.</w:t>
-      </w:r>
-    </w:p>
-    <w:bookmarkEnd w:id="12"/>
-    <w:bookmarkStart w:id="13" w:name="Xc3f9cf46b0351df5ce866b06c47e4b381c2c46f"/>
-    <w:p>
-      <w:pPr>
-        <w:pStyle w:val="Heading3"/>
-      </w:pPr>
-      <w:r>
-        <w:t xml:space="preserve">✅ A.4 Does precautionary borrowing survive? (R1 Major 2, second part)</w:t>
-      </w:r>
-    </w:p>
-    <w:p>
-      <w:pPr>
-        <w:pStyle w:val="BlockText"/>
-      </w:pPr>
-      <w:r>
-        <w:rPr>
-          <w:i/>
-          <w:iCs/>
-        </w:rPr>
-        <w:t xml:space="preserve">“Once this mean effect is removed, any remaining increase in borrowing would reflect a</w:t>
-      </w:r>
-      <w:r>
-        <w:rPr>
-          <w:i/>
-          <w:iCs/>
-        </w:rPr>
-        <w:t xml:space="preserve"> </w:t>
-      </w:r>
-      <w:r>
-        <w:rPr>
-          <w:i/>
-          <w:iCs/>
-        </w:rPr>
-        <w:t xml:space="preserve">precautionary response to greater oil price risk itself.”</w:t>
-      </w:r>
-    </w:p>
-    <w:p>
-      <w:pPr>
-        <w:pStyle w:val="FirstParagraph"/>
-      </w:pPr>
-      <w:r>
-        <w:rPr>
-          <w:b/>
-          <w:bCs/>
-        </w:rPr>
-        <w:t xml:space="preserve">Yes.</w:t>
-      </w:r>
-      <w:r>
-        <w:t xml:space="preserve"> </w:t>
-      </w:r>
-      <w:r>
-        <w:t xml:space="preserve">The pure dispersion channel raises mean debt by</w:t>
-      </w:r>
-      <w:r>
-        <w:t xml:space="preserve"> </w:t>
-      </w:r>
-      <w:r>
-        <w:rPr>
-          <w:b/>
-          <w:bCs/>
-        </w:rPr>
-        <w:t xml:space="preserve">+0.0246</w:t>
-      </w:r>
-      <w:r>
-        <w:t xml:space="preserve"> </w:t>
-      </w:r>
-      <w:r>
-        <w:t xml:space="preserve">(+0.39%), while the</w:t>
-      </w:r>
-      <w:r>
-        <w:t xml:space="preserve"> </w:t>
-      </w:r>
-      <w:r>
-        <w:t xml:space="preserve">mean channel</w:t>
-      </w:r>
-      <w:r>
-        <w:t xml:space="preserve"> </w:t>
-      </w:r>
-      <w:r>
-        <w:rPr>
-          <w:i/>
-          <w:iCs/>
-        </w:rPr>
-        <w:t xml:space="preserve">lowers</w:t>
-      </w:r>
-      <w:r>
-        <w:t xml:space="preserve"> </w:t>
-      </w:r>
-      <w:r>
-        <w:t xml:space="preserve">it by −0.0455. So the borrowing response to risk per se survives the</w:t>
-      </w:r>
-      <w:r>
-        <w:t xml:space="preserve"> </w:t>
-      </w:r>
-      <w:r>
-        <w:t xml:space="preserve">correction — but see Part B.3, where we show the</w:t>
-      </w:r>
-      <w:r>
-        <w:t xml:space="preserve"> </w:t>
-      </w:r>
-      <w:r>
-        <w:rPr>
-          <w:i/>
-          <w:iCs/>
-        </w:rPr>
         <w:t xml:space="preserve">cross-state</w:t>
       </w:r>
       <w:r>
         <w:t xml:space="preserve"> </w:t>
       </w:r>
       <w:r>
-        <w:t xml:space="preserve">version of this claim is not</w:t>
-      </w:r>
-      <w:r>
-        <w:t xml:space="preserve"> </w:t>
-      </w:r>
-      <w:r>
-        <w:t xml:space="preserve">identified.</w:t>
+        <w:t xml:space="preserve">version</w:t>
+      </w:r>
+      <w:r>
+        <w:t xml:space="preserve"> </w:t>
+      </w:r>
+      <w:r>
+        <w:t xml:space="preserve">of the borrowing claim is inside the simulation noise floor. Second, these are</w:t>
+      </w:r>
+      <w:r>
+        <w:t xml:space="preserve"> </w:t>
+      </w:r>
+      <w:r>
+        <w:t xml:space="preserve">cross-economy differences in ergodic means, which are far better identified than the</w:t>
+      </w:r>
+      <w:r>
+        <w:t xml:space="preserve"> </w:t>
+      </w:r>
+      <w:r>
+        <w:t xml:space="preserve">cross-state comparison but are still small relative to the level of debt (≈0.5%).</w:t>
+      </w:r>
+      <w:r>
+        <w:t xml:space="preserve"> </w:t>
+      </w:r>
+      <w:r>
+        <w:t xml:space="preserve">Section 6.3 needs a policy-function or impulse-response design at fixed (b, y) before any</w:t>
+      </w:r>
+      <w:r>
+        <w:t xml:space="preserve"> </w:t>
+      </w:r>
+      <w:r>
+        <w:t xml:space="preserve">version of the claim can be sustained.</w:t>
       </w:r>
     </w:p>
     <w:bookmarkEnd w:id="13"/>
